--- a/authority_trade_summaries/2026-03-18_trade_summary_for_authorities.docx
+++ b/authority_trade_summaries/2026-03-18_trade_summary_for_authorities.docx
@@ -42,52 +42,52 @@
     </w:p>
     <w:p>
       <w:r>
-        <w:t xml:space="preserve">- Total recorded trades: 40</w:t>
+        <w:t xml:space="preserve">- Total recorded trades: 61</w:t>
       </w:r>
     </w:p>
     <w:p>
       <w:r>
-        <w:t xml:space="preserve">- Buy orders: 36</w:t>
+        <w:t xml:space="preserve">- Buy orders: 56</w:t>
       </w:r>
     </w:p>
     <w:p>
       <w:r>
-        <w:t xml:space="preserve">- Sell orders: 4</w:t>
+        <w:t xml:space="preserve">- Sell orders: 5</w:t>
       </w:r>
     </w:p>
     <w:p>
       <w:r>
-        <w:t xml:space="preserve">- Open trades: 40</w:t>
+        <w:t xml:space="preserve">- Open trades: 57</w:t>
       </w:r>
     </w:p>
     <w:p>
       <w:r>
-        <w:t xml:space="preserve">- Closed trades: 0</w:t>
+        <w:t xml:space="preserve">- Closed trades: 4</w:t>
       </w:r>
     </w:p>
     <w:p>
       <w:r>
-        <w:t xml:space="preserve">- Average recorded confidence: 59%</w:t>
+        <w:t xml:space="preserve">- Average recorded confidence: 62.3%</w:t>
       </w:r>
     </w:p>
     <w:p>
       <w:r>
-        <w:t xml:space="preserve">- Approximate total notional value of orders: USD 2,000.48</w:t>
+        <w:t xml:space="preserve">- Approximate total notional value of orders: USD 2,466.70</w:t>
       </w:r>
     </w:p>
     <w:p>
       <w:r>
-        <w:t xml:space="preserve">- Recorded time window: 2026-03-18T02:16:32.608893 to 2026-03-18T05:29:58.117973</w:t>
+        <w:t xml:space="preserve">- Recorded time window: 2026-03-18T02:16:32.608893 to 2026-03-18T23:59:49.289115</w:t>
       </w:r>
     </w:p>
     <w:p>
       <w:r>
-        <w:t xml:space="preserve">- Profit achieved for this day based on journaled trade P&amp;L: USD 0.00</w:t>
+        <w:t xml:space="preserve">- Profit achieved for this day based on journaled trade P&amp;L: USD -10.86</w:t>
       </w:r>
     </w:p>
     <w:p>
       <w:r>
-        <w:t xml:space="preserve">- Realized P&amp;L from closed trades recorded for this day: USD 0.00</w:t>
+        <w:t xml:space="preserve">- Realized P&amp;L from closed trades recorded for this day: USD -10.86</w:t>
       </w:r>
     </w:p>
     <w:p/>
@@ -98,17 +98,17 @@
     </w:p>
     <w:p>
       <w:r>
-        <w:t xml:space="preserve">- AAVE: 13 trades</w:t>
+        <w:t xml:space="preserve">- AAVE: 20 trades</w:t>
       </w:r>
     </w:p>
     <w:p>
       <w:r>
-        <w:t xml:space="preserve">- BTC: 14 trades</w:t>
+        <w:t xml:space="preserve">- BTC: 21 trades</w:t>
       </w:r>
     </w:p>
     <w:p>
       <w:r>
-        <w:t xml:space="preserve">- ETH: 13 trades</w:t>
+        <w:t xml:space="preserve">- ETH: 20 trades</w:t>
       </w:r>
     </w:p>
     <w:p/>
@@ -124,12 +124,12 @@
     </w:p>
     <w:p>
       <w:r>
-        <w:t xml:space="preserve">- The recorded entries for this date do not show completed closures; all recorded trades remain open.</w:t>
+        <w:t xml:space="preserve">- The journal records both open and closed trades for this date.</w:t>
       </w:r>
     </w:p>
     <w:p>
       <w:r>
-        <w:t xml:space="preserve">- The journal does not yet show realized profit for this date.</w:t>
+        <w:t xml:space="preserve">- The journal shows a net loss of USD 10.86 recorded on this date.</w:t>
       </w:r>
     </w:p>
     <w:p/>
@@ -140,17 +140,17 @@
     </w:p>
     <w:p>
       <w:r>
-        <w:t xml:space="preserve">- Trade count increased by 20 compared with the previous day.</w:t>
+        <w:t xml:space="preserve">- Trade count increased by 41 compared with the previous day.</w:t>
       </w:r>
     </w:p>
     <w:p>
       <w:r>
-        <w:t xml:space="preserve">- Buy-order change versus previous day: 36. Sell-order change versus previous day: -16.</w:t>
+        <w:t xml:space="preserve">- Buy-order change versus previous day: 56. Sell-order change versus previous day: -15.</w:t>
       </w:r>
     </w:p>
     <w:p>
       <w:r>
-        <w:t xml:space="preserve">- Approximate total order value increased by USD 544.91 compared with the previous day.</w:t>
+        <w:t xml:space="preserve">- Approximate total order value increased by USD 1011.13 compared with the previous day.</w:t>
       </w:r>
     </w:p>
     <w:p/>
@@ -161,7 +161,7 @@
     </w:p>
     <w:p>
       <w:r>
-        <w:t xml:space="preserve">- Generated from logs/trading_journal.enc on 2026-03-18 05:42:24.</w:t>
+        <w:t xml:space="preserve">- Generated from logs/trading_journal.enc on 2026-03-19 04:20:28.</w:t>
       </w:r>
     </w:p>
     <w:sectPr>
